--- a/pr-preview/pr-412/categorical-tests-handout.docx
+++ b/pr-preview/pr-412/categorical-tests-handout.docx
@@ -15,7 +15,7 @@
         <w:pStyle w:val="Date"/>
       </w:pPr>
       <w:r>
-        <w:t xml:space="preserve">Last modified: 2026-10-21 11:52:50 (PDT)</w:t>
+        <w:t xml:space="preserve">Last modified: 2026-10-26 11:08:19 (PDT)</w:t>
       </w:r>
     </w:p>
     <w:p>
@@ -386,7 +386,7 @@
       </w:r>
     </w:p>
     <w:bookmarkEnd w:id="11"/>
-    <w:bookmarkStart w:id="72" w:name="sec-two-group-categorical"/>
+    <w:bookmarkStart w:id="73" w:name="sec-two-group-categorical"/>
     <w:p>
       <w:pPr>
         <w:pStyle w:val="Heading2"/>
@@ -5006,7 +5006,7 @@
       </w:r>
     </w:p>
     <w:bookmarkEnd w:id="29"/>
-    <w:bookmarkStart w:id="71" w:name="sec-2x2-measures"/>
+    <w:bookmarkStart w:id="72" w:name="sec-2x2-measures"/>
     <w:p>
       <w:pPr>
         <w:pStyle w:val="Heading3"/>
@@ -7096,6 +7096,9 @@
       <w:r>
         <w:t xml:space="preserve">.</w:t>
       </w:r>
+      <w:r>
+        <w:t xml:space="preserve"> </w:t>
+      </w:r>
     </w:p>
     <w:bookmarkStart w:id="45" w:name="exm-hers-risk-difference-switch-ref"/>
     <w:p>
@@ -8881,6 +8884,9 @@
       <w:r>
         <w:t xml:space="preserve">.</w:t>
       </w:r>
+      <w:r>
+        <w:t xml:space="preserve"> </w:t>
+      </w:r>
     </w:p>
     <w:bookmarkStart w:id="53" w:name="exm-hers-risk-ratio-switch-ref"/>
     <w:p>
@@ -9969,6 +9975,7 @@
       <m:oMath>
         <m:r>
           <m:rPr>
+            <m:scr m:val="double-struck"/>
             <m:sty m:val="p"/>
           </m:rPr>
           <m:t>P</m:t>
@@ -10166,6 +10173,7 @@
       <m:oMath>
         <m:r>
           <m:rPr>
+            <m:scr m:val="double-struck"/>
             <m:sty m:val="p"/>
           </m:rPr>
           <m:t>P</m:t>
@@ -10229,6 +10237,7 @@
       <m:oMath>
         <m:r>
           <m:rPr>
+            <m:scr m:val="double-struck"/>
             <m:sty m:val="p"/>
           </m:rPr>
           <m:t>P</m:t>
@@ -10331,6 +10340,7 @@
                 <m:num>
                   <m:r>
                     <m:rPr>
+                      <m:scr m:val="double-struck"/>
                       <m:sty m:val="p"/>
                     </m:rPr>
                     <m:t>P</m:t>
@@ -10394,6 +10404,7 @@
                   </m:r>
                   <m:r>
                     <m:rPr>
+                      <m:scr m:val="double-struck"/>
                       <m:sty m:val="p"/>
                     </m:rPr>
                     <m:t>P</m:t>
@@ -10477,6 +10488,7 @@
                 <m:num>
                   <m:r>
                     <m:rPr>
+                      <m:scr m:val="double-struck"/>
                       <m:sty m:val="p"/>
                     </m:rPr>
                     <m:t>P</m:t>
@@ -10531,6 +10543,7 @@
                 <m:den>
                   <m:r>
                     <m:rPr>
+                      <m:scr m:val="double-struck"/>
                       <m:sty m:val="p"/>
                     </m:rPr>
                     <m:t>P</m:t>
@@ -10624,6 +10637,7 @@
                 <m:num>
                   <m:r>
                     <m:rPr>
+                      <m:scr m:val="double-struck"/>
                       <m:sty m:val="p"/>
                     </m:rPr>
                     <m:t>P</m:t>
@@ -10682,6 +10696,7 @@
                   </m:r>
                   <m:r>
                     <m:rPr>
+                      <m:scr m:val="double-struck"/>
                       <m:sty m:val="p"/>
                     </m:rPr>
                     <m:t>P</m:t>
@@ -10718,6 +10733,7 @@
                 <m:den>
                   <m:r>
                     <m:rPr>
+                      <m:scr m:val="double-struck"/>
                       <m:sty m:val="p"/>
                     </m:rPr>
                     <m:t>P</m:t>
@@ -10776,6 +10792,7 @@
                   </m:r>
                   <m:r>
                     <m:rPr>
+                      <m:scr m:val="double-struck"/>
                       <m:sty m:val="p"/>
                     </m:rPr>
                     <m:t>P</m:t>
@@ -10841,6 +10858,7 @@
                 <m:num>
                   <m:r>
                     <m:rPr>
+                      <m:scr m:val="double-struck"/>
                       <m:sty m:val="p"/>
                     </m:rPr>
                     <m:t>P</m:t>
@@ -10895,6 +10913,7 @@
                 <m:den>
                   <m:r>
                     <m:rPr>
+                      <m:scr m:val="double-struck"/>
                       <m:sty m:val="p"/>
                     </m:rPr>
                     <m:t>P</m:t>
@@ -10962,6 +10981,7 @@
               </m:r>
               <m:r>
                 <m:rPr>
+                  <m:scr m:val="double-struck"/>
                   <m:sty m:val="p"/>
                 </m:rPr>
                 <m:t>P</m:t>
@@ -11113,6 +11133,7 @@
       <m:oMath>
         <m:r>
           <m:rPr>
+            <m:scr m:val="double-struck"/>
             <m:sty m:val="p"/>
           </m:rPr>
           <m:t>P</m:t>
@@ -11405,6 +11426,7 @@
             <m:num>
               <m:r>
                 <m:rPr>
+                  <m:scr m:val="double-struck"/>
                   <m:sty m:val="p"/>
                 </m:rPr>
                 <m:t>P</m:t>
@@ -11457,6 +11479,7 @@
               </m:r>
               <m:r>
                 <m:rPr>
+                  <m:scr m:val="double-struck"/>
                   <m:sty m:val="p"/>
                 </m:rPr>
                 <m:t>P</m:t>
@@ -11511,6 +11534,7 @@
             <m:den>
               <m:r>
                 <m:rPr>
+                  <m:scr m:val="double-struck"/>
                   <m:sty m:val="p"/>
                 </m:rPr>
                 <m:t>P</m:t>
@@ -11563,6 +11587,7 @@
               </m:r>
               <m:r>
                 <m:rPr>
+                  <m:scr m:val="double-struck"/>
                   <m:sty m:val="p"/>
                 </m:rPr>
                 <m:t>P</m:t>
@@ -11640,19 +11665,25 @@
         <w:t xml:space="preserve">. </w:t>
       </w:r>
       <w:r>
-        <w:t xml:space="preserve">By</w:t>
-      </w:r>
-      <w:r>
-        <w:t xml:space="preserve"> </w:t>
-      </w:r>
-      <w:hyperlink w:anchor="sol-odds-from-joint-probs">
-        <w:r>
-          <w:rPr>
-            <w:rStyle w:val="Hyperlink"/>
-          </w:rPr>
-          <w:t xml:space="preserve">Solution 3</w:t>
-        </w:r>
-      </w:hyperlink>
+        <w:t xml:space="preserve">In the group</w:t>
+      </w:r>
+      <w:r>
+        <w:t xml:space="preserve"> </w:t>
+      </w:r>
+      <m:oMath>
+        <m:r>
+          <m:t>X</m:t>
+        </m:r>
+        <m:r>
+          <m:rPr>
+            <m:sty m:val="p"/>
+          </m:rPr>
+          <m:t>=</m:t>
+        </m:r>
+        <m:r>
+          <m:t>x</m:t>
+        </m:r>
+      </m:oMath>
       <w:r>
         <w:t xml:space="preserve">, the</w:t>
       </w:r>
@@ -11694,37 +11725,15 @@
         <w:t xml:space="preserve"> </w:t>
       </w:r>
       <w:r>
-        <w:t xml:space="preserve">in the group</w:t>
+        <w:t xml:space="preserve">are</w:t>
       </w:r>
       <w:r>
         <w:t xml:space="preserve"> </w:t>
       </w:r>
       <m:oMath>
         <m:r>
-          <m:t>X</m:t>
-        </m:r>
-        <m:r>
           <m:rPr>
-            <m:sty m:val="p"/>
-          </m:rPr>
-          <m:t>=</m:t>
-        </m:r>
-        <m:r>
-          <m:t>1</m:t>
-        </m:r>
-      </m:oMath>
-      <w:r>
-        <w:t xml:space="preserve"> </w:t>
-      </w:r>
-      <w:r>
-        <w:t xml:space="preserve">are</w:t>
-      </w:r>
-      <w:r>
-        <w:t xml:space="preserve"> </w:t>
-      </w:r>
-      <m:oMath>
-        <m:r>
-          <m:rPr>
+            <m:scr m:val="double-struck"/>
             <m:sty m:val="p"/>
           </m:rPr>
           <m:t>P</m:t>
@@ -11741,7 +11750,7 @@
           </m:dPr>
           <m:e>
             <m:r>
-              <m:t>X</m:t>
+              <m:t>Y</m:t>
             </m:r>
             <m:r>
               <m:rPr>
@@ -11756,10 +11765,10 @@
               <m:rPr>
                 <m:sty m:val="p"/>
               </m:rPr>
-              <m:t>,</m:t>
-            </m:r>
-            <m:r>
-              <m:t>Y</m:t>
+              <m:t>∣</m:t>
+            </m:r>
+            <m:r>
+              <m:t>X</m:t>
             </m:r>
             <m:r>
               <m:rPr>
@@ -11768,7 +11777,7 @@
               <m:t>=</m:t>
             </m:r>
             <m:r>
-              <m:t>1</m:t>
+              <m:t>x</m:t>
             </m:r>
           </m:e>
         </m:d>
@@ -11783,6 +11792,7 @@
         </m:r>
         <m:r>
           <m:rPr>
+            <m:scr m:val="double-struck"/>
             <m:sty m:val="p"/>
           </m:rPr>
           <m:t>P</m:t>
@@ -11799,7 +11809,7 @@
           </m:dPr>
           <m:e>
             <m:r>
-              <m:t>X</m:t>
+              <m:t>Y</m:t>
             </m:r>
             <m:r>
               <m:rPr>
@@ -11808,16 +11818,16 @@
               <m:t>=</m:t>
             </m:r>
             <m:r>
-              <m:t>1</m:t>
+              <m:t>0</m:t>
             </m:r>
             <m:r>
               <m:rPr>
                 <m:sty m:val="p"/>
               </m:rPr>
-              <m:t>,</m:t>
-            </m:r>
-            <m:r>
-              <m:t>Y</m:t>
+              <m:t>∣</m:t>
+            </m:r>
+            <m:r>
+              <m:t>X</m:t>
             </m:r>
             <m:r>
               <m:rPr>
@@ -11826,7 +11836,7 @@
               <m:t>=</m:t>
             </m:r>
             <m:r>
-              <m:t>0</m:t>
+              <m:t>x</m:t>
             </m:r>
           </m:e>
         </m:d>
@@ -11835,66 +11845,72 @@
         </m:r>
       </m:oMath>
       <w:r>
-        <w:t xml:space="preserve">.</w:t>
-      </w:r>
-      <w:r>
-        <w:t xml:space="preserve"> </w:t>
-      </w:r>
-      <w:r>
-        <w:t xml:space="preserve">By the same solution, the odds of</w:t>
+        <w:t xml:space="preserve">, because the two</w:t>
+      </w:r>
+      <w:r>
+        <w:t xml:space="preserve"> </w:t>
+      </w:r>
+      <w:hyperlink r:id="rId60">
+        <w:r>
+          <w:rPr>
+            <w:rStyle w:val="Hyperlink"/>
+          </w:rPr>
+          <w:t xml:space="preserve">conditional probabilities</w:t>
+        </w:r>
+      </w:hyperlink>
+      <w:r>
+        <w:t xml:space="preserve"> </w:t>
+      </w:r>
+      <w:r>
+        <w:t xml:space="preserve">sum to 1.</w:t>
+      </w:r>
+      <w:r>
+        <w:t xml:space="preserve"> </w:t>
+      </w:r>
+      <w:r>
+        <w:t xml:space="preserve">Writing each</w:t>
+      </w:r>
+      <w:r>
+        <w:t xml:space="preserve"> </w:t>
+      </w:r>
+      <w:hyperlink r:id="rId60">
+        <w:r>
+          <w:rPr>
+            <w:rStyle w:val="Hyperlink"/>
+          </w:rPr>
+          <w:t xml:space="preserve">conditional probability</w:t>
+        </w:r>
+      </w:hyperlink>
+      <w:r>
+        <w:t xml:space="preserve"> </w:t>
+      </w:r>
+      <w:r>
+        <w:t xml:space="preserve">as a joint</w:t>
+      </w:r>
+      <w:r>
+        <w:t xml:space="preserve"> </w:t>
+      </w:r>
+      <w:hyperlink r:id="rId31">
+        <w:r>
+          <w:rPr>
+            <w:rStyle w:val="Hyperlink"/>
+          </w:rPr>
+          <w:t xml:space="preserve">probability</w:t>
+        </w:r>
+      </w:hyperlink>
+      <w:r>
+        <w:t xml:space="preserve"> </w:t>
+      </w:r>
+      <w:r>
+        <w:t xml:space="preserve">over</w:t>
       </w:r>
       <w:r>
         <w:t xml:space="preserve"> </w:t>
       </w:r>
       <m:oMath>
         <m:r>
-          <m:t>Y</m:t>
-        </m:r>
-        <m:r>
           <m:rPr>
-            <m:sty m:val="p"/>
-          </m:rPr>
-          <m:t>=</m:t>
-        </m:r>
-        <m:r>
-          <m:t>1</m:t>
-        </m:r>
-      </m:oMath>
-      <w:r>
-        <w:t xml:space="preserve"> </w:t>
-      </w:r>
-      <w:r>
-        <w:t xml:space="preserve">in the group</w:t>
-      </w:r>
-      <w:r>
-        <w:t xml:space="preserve"> </w:t>
-      </w:r>
-      <m:oMath>
-        <m:r>
-          <m:t>X</m:t>
-        </m:r>
-        <m:r>
-          <m:rPr>
-            <m:sty m:val="p"/>
-          </m:rPr>
-          <m:t>=</m:t>
-        </m:r>
-        <m:r>
-          <m:t>0</m:t>
-        </m:r>
-      </m:oMath>
-      <w:r>
-        <w:t xml:space="preserve"> </w:t>
-      </w:r>
-      <w:r>
-        <w:t xml:space="preserve">are</w:t>
-      </w:r>
-      <w:r>
-        <w:t xml:space="preserve"> </w:t>
-      </w:r>
-      <m:oMath>
-        <m:r>
-          <m:rPr>
+            <m:scr m:val="double-struck"/>
             <m:sty m:val="p"/>
           </m:rPr>
           <m:t>P</m:t>
@@ -11920,39 +11936,489 @@
               <m:t>=</m:t>
             </m:r>
             <m:r>
-              <m:t>0</m:t>
-            </m:r>
-            <m:r>
-              <m:rPr>
-                <m:sty m:val="p"/>
-              </m:rPr>
-              <m:t>,</m:t>
-            </m:r>
-            <m:r>
-              <m:t>Y</m:t>
-            </m:r>
-            <m:r>
-              <m:rPr>
-                <m:sty m:val="p"/>
-              </m:rPr>
-              <m:t>=</m:t>
-            </m:r>
-            <m:r>
-              <m:t>1</m:t>
+              <m:t>x</m:t>
             </m:r>
           </m:e>
         </m:d>
         <m:r>
           <m:t>​</m:t>
         </m:r>
+      </m:oMath>
+      <w:r>
+        <w:t xml:space="preserve">, which is nonzero, gives</w:t>
+      </w:r>
+    </w:p>
+    <w:p>
+      <w:pPr>
+        <w:pStyle w:val="BodyText"/>
+      </w:pPr>
+      <m:oMathPara>
+        <m:oMathParaPr>
+          <m:jc m:val="center"/>
+        </m:oMathParaPr>
+        <m:oMath>
+          <m:f>
+            <m:fPr>
+              <m:type m:val="bar"/>
+            </m:fPr>
+            <m:num>
+              <m:r>
+                <m:rPr>
+                  <m:scr m:val="double-struck"/>
+                  <m:sty m:val="p"/>
+                </m:rPr>
+                <m:t>P</m:t>
+              </m:r>
+              <m:r>
+                <m:t>​</m:t>
+              </m:r>
+              <m:d>
+                <m:dPr>
+                  <m:begChr m:val="("/>
+                  <m:sepChr m:val=""/>
+                  <m:endChr m:val=")"/>
+                  <m:grow/>
+                </m:dPr>
+                <m:e>
+                  <m:r>
+                    <m:t>Y</m:t>
+                  </m:r>
+                  <m:r>
+                    <m:rPr>
+                      <m:sty m:val="p"/>
+                    </m:rPr>
+                    <m:t>=</m:t>
+                  </m:r>
+                  <m:r>
+                    <m:t>1</m:t>
+                  </m:r>
+                  <m:r>
+                    <m:rPr>
+                      <m:sty m:val="p"/>
+                    </m:rPr>
+                    <m:t>∣</m:t>
+                  </m:r>
+                  <m:r>
+                    <m:t>X</m:t>
+                  </m:r>
+                  <m:r>
+                    <m:rPr>
+                      <m:sty m:val="p"/>
+                    </m:rPr>
+                    <m:t>=</m:t>
+                  </m:r>
+                  <m:r>
+                    <m:t>x</m:t>
+                  </m:r>
+                </m:e>
+              </m:d>
+              <m:r>
+                <m:t>​</m:t>
+              </m:r>
+            </m:num>
+            <m:den>
+              <m:r>
+                <m:rPr>
+                  <m:scr m:val="double-struck"/>
+                  <m:sty m:val="p"/>
+                </m:rPr>
+                <m:t>P</m:t>
+              </m:r>
+              <m:r>
+                <m:t>​</m:t>
+              </m:r>
+              <m:d>
+                <m:dPr>
+                  <m:begChr m:val="("/>
+                  <m:sepChr m:val=""/>
+                  <m:endChr m:val=")"/>
+                  <m:grow/>
+                </m:dPr>
+                <m:e>
+                  <m:r>
+                    <m:t>Y</m:t>
+                  </m:r>
+                  <m:r>
+                    <m:rPr>
+                      <m:sty m:val="p"/>
+                    </m:rPr>
+                    <m:t>=</m:t>
+                  </m:r>
+                  <m:r>
+                    <m:t>0</m:t>
+                  </m:r>
+                  <m:r>
+                    <m:rPr>
+                      <m:sty m:val="p"/>
+                    </m:rPr>
+                    <m:t>∣</m:t>
+                  </m:r>
+                  <m:r>
+                    <m:t>X</m:t>
+                  </m:r>
+                  <m:r>
+                    <m:rPr>
+                      <m:sty m:val="p"/>
+                    </m:rPr>
+                    <m:t>=</m:t>
+                  </m:r>
+                  <m:r>
+                    <m:t>x</m:t>
+                  </m:r>
+                </m:e>
+              </m:d>
+              <m:r>
+                <m:t>​</m:t>
+              </m:r>
+            </m:den>
+          </m:f>
+          <m:r>
+            <m:rPr>
+              <m:sty m:val="p"/>
+            </m:rPr>
+            <m:t>=</m:t>
+          </m:r>
+          <m:f>
+            <m:fPr>
+              <m:type m:val="bar"/>
+            </m:fPr>
+            <m:num>
+              <m:r>
+                <m:rPr>
+                  <m:scr m:val="double-struck"/>
+                  <m:sty m:val="p"/>
+                </m:rPr>
+                <m:t>P</m:t>
+              </m:r>
+              <m:r>
+                <m:t>​</m:t>
+              </m:r>
+              <m:d>
+                <m:dPr>
+                  <m:begChr m:val="("/>
+                  <m:sepChr m:val=""/>
+                  <m:endChr m:val=")"/>
+                  <m:grow/>
+                </m:dPr>
+                <m:e>
+                  <m:r>
+                    <m:t>X</m:t>
+                  </m:r>
+                  <m:r>
+                    <m:rPr>
+                      <m:sty m:val="p"/>
+                    </m:rPr>
+                    <m:t>=</m:t>
+                  </m:r>
+                  <m:r>
+                    <m:t>x</m:t>
+                  </m:r>
+                  <m:r>
+                    <m:rPr>
+                      <m:sty m:val="p"/>
+                    </m:rPr>
+                    <m:t>,</m:t>
+                  </m:r>
+                  <m:r>
+                    <m:t>Y</m:t>
+                  </m:r>
+                  <m:r>
+                    <m:rPr>
+                      <m:sty m:val="p"/>
+                    </m:rPr>
+                    <m:t>=</m:t>
+                  </m:r>
+                  <m:r>
+                    <m:t>1</m:t>
+                  </m:r>
+                </m:e>
+              </m:d>
+              <m:r>
+                <m:t>​</m:t>
+              </m:r>
+              <m:r>
+                <m:rPr>
+                  <m:sty m:val="p"/>
+                </m:rPr>
+                <m:t>/</m:t>
+              </m:r>
+              <m:r>
+                <m:rPr>
+                  <m:scr m:val="double-struck"/>
+                  <m:sty m:val="p"/>
+                </m:rPr>
+                <m:t>P</m:t>
+              </m:r>
+              <m:r>
+                <m:t>​</m:t>
+              </m:r>
+              <m:d>
+                <m:dPr>
+                  <m:begChr m:val="("/>
+                  <m:sepChr m:val=""/>
+                  <m:endChr m:val=")"/>
+                  <m:grow/>
+                </m:dPr>
+                <m:e>
+                  <m:r>
+                    <m:t>X</m:t>
+                  </m:r>
+                  <m:r>
+                    <m:rPr>
+                      <m:sty m:val="p"/>
+                    </m:rPr>
+                    <m:t>=</m:t>
+                  </m:r>
+                  <m:r>
+                    <m:t>x</m:t>
+                  </m:r>
+                </m:e>
+              </m:d>
+              <m:r>
+                <m:t>​</m:t>
+              </m:r>
+            </m:num>
+            <m:den>
+              <m:r>
+                <m:rPr>
+                  <m:scr m:val="double-struck"/>
+                  <m:sty m:val="p"/>
+                </m:rPr>
+                <m:t>P</m:t>
+              </m:r>
+              <m:r>
+                <m:t>​</m:t>
+              </m:r>
+              <m:d>
+                <m:dPr>
+                  <m:begChr m:val="("/>
+                  <m:sepChr m:val=""/>
+                  <m:endChr m:val=")"/>
+                  <m:grow/>
+                </m:dPr>
+                <m:e>
+                  <m:r>
+                    <m:t>X</m:t>
+                  </m:r>
+                  <m:r>
+                    <m:rPr>
+                      <m:sty m:val="p"/>
+                    </m:rPr>
+                    <m:t>=</m:t>
+                  </m:r>
+                  <m:r>
+                    <m:t>x</m:t>
+                  </m:r>
+                  <m:r>
+                    <m:rPr>
+                      <m:sty m:val="p"/>
+                    </m:rPr>
+                    <m:t>,</m:t>
+                  </m:r>
+                  <m:r>
+                    <m:t>Y</m:t>
+                  </m:r>
+                  <m:r>
+                    <m:rPr>
+                      <m:sty m:val="p"/>
+                    </m:rPr>
+                    <m:t>=</m:t>
+                  </m:r>
+                  <m:r>
+                    <m:t>0</m:t>
+                  </m:r>
+                </m:e>
+              </m:d>
+              <m:r>
+                <m:t>​</m:t>
+              </m:r>
+              <m:r>
+                <m:rPr>
+                  <m:sty m:val="p"/>
+                </m:rPr>
+                <m:t>/</m:t>
+              </m:r>
+              <m:r>
+                <m:rPr>
+                  <m:scr m:val="double-struck"/>
+                  <m:sty m:val="p"/>
+                </m:rPr>
+                <m:t>P</m:t>
+              </m:r>
+              <m:r>
+                <m:t>​</m:t>
+              </m:r>
+              <m:d>
+                <m:dPr>
+                  <m:begChr m:val="("/>
+                  <m:sepChr m:val=""/>
+                  <m:endChr m:val=")"/>
+                  <m:grow/>
+                </m:dPr>
+                <m:e>
+                  <m:r>
+                    <m:t>X</m:t>
+                  </m:r>
+                  <m:r>
+                    <m:rPr>
+                      <m:sty m:val="p"/>
+                    </m:rPr>
+                    <m:t>=</m:t>
+                  </m:r>
+                  <m:r>
+                    <m:t>x</m:t>
+                  </m:r>
+                </m:e>
+              </m:d>
+              <m:r>
+                <m:t>​</m:t>
+              </m:r>
+            </m:den>
+          </m:f>
+          <m:r>
+            <m:rPr>
+              <m:sty m:val="p"/>
+            </m:rPr>
+            <m:t>=</m:t>
+          </m:r>
+          <m:f>
+            <m:fPr>
+              <m:type m:val="bar"/>
+            </m:fPr>
+            <m:num>
+              <m:r>
+                <m:rPr>
+                  <m:scr m:val="double-struck"/>
+                  <m:sty m:val="p"/>
+                </m:rPr>
+                <m:t>P</m:t>
+              </m:r>
+              <m:r>
+                <m:t>​</m:t>
+              </m:r>
+              <m:d>
+                <m:dPr>
+                  <m:begChr m:val="("/>
+                  <m:sepChr m:val=""/>
+                  <m:endChr m:val=")"/>
+                  <m:grow/>
+                </m:dPr>
+                <m:e>
+                  <m:r>
+                    <m:t>X</m:t>
+                  </m:r>
+                  <m:r>
+                    <m:rPr>
+                      <m:sty m:val="p"/>
+                    </m:rPr>
+                    <m:t>=</m:t>
+                  </m:r>
+                  <m:r>
+                    <m:t>x</m:t>
+                  </m:r>
+                  <m:r>
+                    <m:rPr>
+                      <m:sty m:val="p"/>
+                    </m:rPr>
+                    <m:t>,</m:t>
+                  </m:r>
+                  <m:r>
+                    <m:t>Y</m:t>
+                  </m:r>
+                  <m:r>
+                    <m:rPr>
+                      <m:sty m:val="p"/>
+                    </m:rPr>
+                    <m:t>=</m:t>
+                  </m:r>
+                  <m:r>
+                    <m:t>1</m:t>
+                  </m:r>
+                </m:e>
+              </m:d>
+              <m:r>
+                <m:t>​</m:t>
+              </m:r>
+            </m:num>
+            <m:den>
+              <m:r>
+                <m:rPr>
+                  <m:scr m:val="double-struck"/>
+                  <m:sty m:val="p"/>
+                </m:rPr>
+                <m:t>P</m:t>
+              </m:r>
+              <m:r>
+                <m:t>​</m:t>
+              </m:r>
+              <m:d>
+                <m:dPr>
+                  <m:begChr m:val="("/>
+                  <m:sepChr m:val=""/>
+                  <m:endChr m:val=")"/>
+                  <m:grow/>
+                </m:dPr>
+                <m:e>
+                  <m:r>
+                    <m:t>X</m:t>
+                  </m:r>
+                  <m:r>
+                    <m:rPr>
+                      <m:sty m:val="p"/>
+                    </m:rPr>
+                    <m:t>=</m:t>
+                  </m:r>
+                  <m:r>
+                    <m:t>x</m:t>
+                  </m:r>
+                  <m:r>
+                    <m:rPr>
+                      <m:sty m:val="p"/>
+                    </m:rPr>
+                    <m:t>,</m:t>
+                  </m:r>
+                  <m:r>
+                    <m:t>Y</m:t>
+                  </m:r>
+                  <m:r>
+                    <m:rPr>
+                      <m:sty m:val="p"/>
+                    </m:rPr>
+                    <m:t>=</m:t>
+                  </m:r>
+                  <m:r>
+                    <m:t>0</m:t>
+                  </m:r>
+                </m:e>
+              </m:d>
+              <m:r>
+                <m:t>​</m:t>
+              </m:r>
+            </m:den>
+          </m:f>
+          <m:r>
+            <m:rPr>
+              <m:sty m:val="p"/>
+            </m:rPr>
+            <m:t>,</m:t>
+          </m:r>
+        </m:oMath>
+      </m:oMathPara>
+    </w:p>
+    <w:p>
+      <w:pPr>
+        <w:pStyle w:val="FirstParagraph"/>
+      </w:pPr>
+      <w:r>
+        <w:t xml:space="preserve">where the last step multiplies the numerator and denominator by the same nonzero factor</w:t>
+      </w:r>
+      <w:r>
+        <w:t xml:space="preserve"> </w:t>
+      </w:r>
+      <m:oMath>
         <m:r>
           <m:rPr>
-            <m:sty m:val="p"/>
-          </m:rPr>
-          <m:t>/</m:t>
-        </m:r>
-        <m:r>
-          <m:rPr>
+            <m:scr m:val="double-struck"/>
             <m:sty m:val="p"/>
           </m:rPr>
           <m:t>P</m:t>
@@ -11978,6 +12444,303 @@
               <m:t>=</m:t>
             </m:r>
             <m:r>
+              <m:t>x</m:t>
+            </m:r>
+          </m:e>
+        </m:d>
+        <m:r>
+          <m:t>​</m:t>
+        </m:r>
+      </m:oMath>
+      <w:r>
+        <w:t xml:space="preserve">.</w:t>
+      </w:r>
+      <w:r>
+        <w:t xml:space="preserve"> </w:t>
+      </w:r>
+      <w:r>
+        <w:t xml:space="preserve">So the odds of</w:t>
+      </w:r>
+      <w:r>
+        <w:t xml:space="preserve"> </w:t>
+      </w:r>
+      <m:oMath>
+        <m:r>
+          <m:t>Y</m:t>
+        </m:r>
+        <m:r>
+          <m:rPr>
+            <m:sty m:val="p"/>
+          </m:rPr>
+          <m:t>=</m:t>
+        </m:r>
+        <m:r>
+          <m:t>1</m:t>
+        </m:r>
+      </m:oMath>
+      <w:r>
+        <w:t xml:space="preserve"> </w:t>
+      </w:r>
+      <w:r>
+        <w:t xml:space="preserve">in the group</w:t>
+      </w:r>
+      <w:r>
+        <w:t xml:space="preserve"> </w:t>
+      </w:r>
+      <m:oMath>
+        <m:r>
+          <m:t>X</m:t>
+        </m:r>
+        <m:r>
+          <m:rPr>
+            <m:sty m:val="p"/>
+          </m:rPr>
+          <m:t>=</m:t>
+        </m:r>
+        <m:r>
+          <m:t>1</m:t>
+        </m:r>
+      </m:oMath>
+      <w:r>
+        <w:t xml:space="preserve"> </w:t>
+      </w:r>
+      <w:r>
+        <w:t xml:space="preserve">are</w:t>
+      </w:r>
+      <w:r>
+        <w:t xml:space="preserve"> </w:t>
+      </w:r>
+      <m:oMath>
+        <m:r>
+          <m:rPr>
+            <m:scr m:val="double-struck"/>
+            <m:sty m:val="p"/>
+          </m:rPr>
+          <m:t>P</m:t>
+        </m:r>
+        <m:r>
+          <m:t>​</m:t>
+        </m:r>
+        <m:d>
+          <m:dPr>
+            <m:begChr m:val="("/>
+            <m:sepChr m:val=""/>
+            <m:endChr m:val=")"/>
+            <m:grow/>
+          </m:dPr>
+          <m:e>
+            <m:r>
+              <m:t>X</m:t>
+            </m:r>
+            <m:r>
+              <m:rPr>
+                <m:sty m:val="p"/>
+              </m:rPr>
+              <m:t>=</m:t>
+            </m:r>
+            <m:r>
+              <m:t>1</m:t>
+            </m:r>
+            <m:r>
+              <m:rPr>
+                <m:sty m:val="p"/>
+              </m:rPr>
+              <m:t>,</m:t>
+            </m:r>
+            <m:r>
+              <m:t>Y</m:t>
+            </m:r>
+            <m:r>
+              <m:rPr>
+                <m:sty m:val="p"/>
+              </m:rPr>
+              <m:t>=</m:t>
+            </m:r>
+            <m:r>
+              <m:t>1</m:t>
+            </m:r>
+          </m:e>
+        </m:d>
+        <m:r>
+          <m:t>​</m:t>
+        </m:r>
+        <m:r>
+          <m:rPr>
+            <m:sty m:val="p"/>
+          </m:rPr>
+          <m:t>/</m:t>
+        </m:r>
+        <m:r>
+          <m:rPr>
+            <m:scr m:val="double-struck"/>
+            <m:sty m:val="p"/>
+          </m:rPr>
+          <m:t>P</m:t>
+        </m:r>
+        <m:r>
+          <m:t>​</m:t>
+        </m:r>
+        <m:d>
+          <m:dPr>
+            <m:begChr m:val="("/>
+            <m:sepChr m:val=""/>
+            <m:endChr m:val=")"/>
+            <m:grow/>
+          </m:dPr>
+          <m:e>
+            <m:r>
+              <m:t>X</m:t>
+            </m:r>
+            <m:r>
+              <m:rPr>
+                <m:sty m:val="p"/>
+              </m:rPr>
+              <m:t>=</m:t>
+            </m:r>
+            <m:r>
+              <m:t>1</m:t>
+            </m:r>
+            <m:r>
+              <m:rPr>
+                <m:sty m:val="p"/>
+              </m:rPr>
+              <m:t>,</m:t>
+            </m:r>
+            <m:r>
+              <m:t>Y</m:t>
+            </m:r>
+            <m:r>
+              <m:rPr>
+                <m:sty m:val="p"/>
+              </m:rPr>
+              <m:t>=</m:t>
+            </m:r>
+            <m:r>
+              <m:t>0</m:t>
+            </m:r>
+          </m:e>
+        </m:d>
+        <m:r>
+          <m:t>​</m:t>
+        </m:r>
+      </m:oMath>
+      <w:r>
+        <w:t xml:space="preserve">, and in the group</w:t>
+      </w:r>
+      <w:r>
+        <w:t xml:space="preserve"> </w:t>
+      </w:r>
+      <m:oMath>
+        <m:r>
+          <m:t>X</m:t>
+        </m:r>
+        <m:r>
+          <m:rPr>
+            <m:sty m:val="p"/>
+          </m:rPr>
+          <m:t>=</m:t>
+        </m:r>
+        <m:r>
+          <m:t>0</m:t>
+        </m:r>
+      </m:oMath>
+      <w:r>
+        <w:t xml:space="preserve"> </w:t>
+      </w:r>
+      <w:r>
+        <w:t xml:space="preserve">the odds are</w:t>
+      </w:r>
+      <w:r>
+        <w:t xml:space="preserve"> </w:t>
+      </w:r>
+      <m:oMath>
+        <m:r>
+          <m:rPr>
+            <m:scr m:val="double-struck"/>
+            <m:sty m:val="p"/>
+          </m:rPr>
+          <m:t>P</m:t>
+        </m:r>
+        <m:r>
+          <m:t>​</m:t>
+        </m:r>
+        <m:d>
+          <m:dPr>
+            <m:begChr m:val="("/>
+            <m:sepChr m:val=""/>
+            <m:endChr m:val=")"/>
+            <m:grow/>
+          </m:dPr>
+          <m:e>
+            <m:r>
+              <m:t>X</m:t>
+            </m:r>
+            <m:r>
+              <m:rPr>
+                <m:sty m:val="p"/>
+              </m:rPr>
+              <m:t>=</m:t>
+            </m:r>
+            <m:r>
+              <m:t>0</m:t>
+            </m:r>
+            <m:r>
+              <m:rPr>
+                <m:sty m:val="p"/>
+              </m:rPr>
+              <m:t>,</m:t>
+            </m:r>
+            <m:r>
+              <m:t>Y</m:t>
+            </m:r>
+            <m:r>
+              <m:rPr>
+                <m:sty m:val="p"/>
+              </m:rPr>
+              <m:t>=</m:t>
+            </m:r>
+            <m:r>
+              <m:t>1</m:t>
+            </m:r>
+          </m:e>
+        </m:d>
+        <m:r>
+          <m:t>​</m:t>
+        </m:r>
+        <m:r>
+          <m:rPr>
+            <m:sty m:val="p"/>
+          </m:rPr>
+          <m:t>/</m:t>
+        </m:r>
+        <m:r>
+          <m:rPr>
+            <m:scr m:val="double-struck"/>
+            <m:sty m:val="p"/>
+          </m:rPr>
+          <m:t>P</m:t>
+        </m:r>
+        <m:r>
+          <m:t>​</m:t>
+        </m:r>
+        <m:d>
+          <m:dPr>
+            <m:begChr m:val="("/>
+            <m:sepChr m:val=""/>
+            <m:endChr m:val=")"/>
+            <m:grow/>
+          </m:dPr>
+          <m:e>
+            <m:r>
+              <m:t>X</m:t>
+            </m:r>
+            <m:r>
+              <m:rPr>
+                <m:sty m:val="p"/>
+              </m:rPr>
+              <m:t>=</m:t>
+            </m:r>
+            <m:r>
               <m:t>0</m:t>
             </m:r>
             <m:r>
@@ -12037,7 +12800,7 @@
         <w:t xml:space="preserve">Dividing by a fraction is multiplying by its reciprocal, which gives the stated product of the four joint probabilities.</w:t>
       </w:r>
     </w:p>
-    <w:bookmarkStart w:id="60" w:name="exm-hers-odds-ratio-cross-product"/>
+    <w:bookmarkStart w:id="61" w:name="exm-hers-odds-ratio-cross-product"/>
     <w:p>
       <w:pPr>
         <w:pStyle w:val="BodyText"/>
@@ -12465,8 +13228,8 @@
         <w:t xml:space="preserve">states.</w:t>
       </w:r>
     </w:p>
-    <w:bookmarkEnd w:id="60"/>
-    <w:bookmarkStart w:id="61" w:name="thm-odds-ratio-reversible"/>
+    <w:bookmarkEnd w:id="61"/>
+    <w:bookmarkStart w:id="62" w:name="thm-odds-ratio-reversible"/>
     <w:p>
       <w:pPr>
         <w:pStyle w:val="BodyText"/>
@@ -12572,6 +13335,7 @@
       <m:oMath>
         <m:r>
           <m:rPr>
+            <m:scr m:val="double-struck"/>
             <m:sty m:val="p"/>
           </m:rPr>
           <m:t>P</m:t>
@@ -12965,7 +13729,7 @@
         </m:oMath>
       </m:oMathPara>
     </w:p>
-    <w:bookmarkEnd w:id="61"/>
+    <w:bookmarkEnd w:id="62"/>
     <w:p>
       <w:pPr>
         <w:pStyle w:val="FirstParagraph"/>
@@ -13092,6 +13856,7 @@
             <m:num>
               <m:r>
                 <m:rPr>
+                  <m:scr m:val="double-struck"/>
                   <m:sty m:val="p"/>
                 </m:rPr>
                 <m:t>P</m:t>
@@ -13144,6 +13909,7 @@
               </m:r>
               <m:r>
                 <m:rPr>
+                  <m:scr m:val="double-struck"/>
                   <m:sty m:val="p"/>
                 </m:rPr>
                 <m:t>P</m:t>
@@ -13198,6 +13964,7 @@
             <m:den>
               <m:r>
                 <m:rPr>
+                  <m:scr m:val="double-struck"/>
                   <m:sty m:val="p"/>
                 </m:rPr>
                 <m:t>P</m:t>
@@ -13250,6 +14017,7 @@
               </m:r>
               <m:r>
                 <m:rPr>
+                  <m:scr m:val="double-struck"/>
                   <m:sty m:val="p"/>
                 </m:rPr>
                 <m:t>P</m:t>
@@ -13528,7 +14296,7 @@
         <w:t xml:space="preserve">.</w:t>
       </w:r>
     </w:p>
-    <w:bookmarkStart w:id="62" w:name="exm-hers-odds-ratio-reversible"/>
+    <w:bookmarkStart w:id="63" w:name="exm-hers-odds-ratio-reversible"/>
     <w:p>
       <w:pPr>
         <w:pStyle w:val="BodyText"/>
@@ -13942,8 +14710,8 @@
         <w:t xml:space="preserve">states.</w:t>
       </w:r>
     </w:p>
-    <w:bookmarkEnd w:id="62"/>
-    <w:bookmarkStart w:id="63" w:name="thm-conditional-odds-ratio-reversible"/>
+    <w:bookmarkEnd w:id="63"/>
+    <w:bookmarkStart w:id="64" w:name="thm-conditional-odds-ratio-reversible"/>
     <w:p>
       <w:pPr>
         <w:pStyle w:val="BodyText"/>
@@ -14094,6 +14862,7 @@
       <m:oMath>
         <m:r>
           <m:rPr>
+            <m:scr m:val="double-struck"/>
             <m:sty m:val="p"/>
           </m:rPr>
           <m:t>P</m:t>
@@ -14589,7 +15358,7 @@
         </m:oMath>
       </m:oMathPara>
     </w:p>
-    <w:bookmarkEnd w:id="63"/>
+    <w:bookmarkEnd w:id="64"/>
     <w:p>
       <w:pPr>
         <w:pStyle w:val="FirstParagraph"/>
@@ -14730,6 +15499,7 @@
                 <m:num>
                   <m:r>
                     <m:rPr>
+                      <m:scr m:val="double-struck"/>
                       <m:sty m:val="p"/>
                     </m:rPr>
                     <m:t>P</m:t>
@@ -14811,6 +15581,7 @@
                   </m:r>
                   <m:r>
                     <m:rPr>
+                      <m:scr m:val="double-struck"/>
                       <m:sty m:val="p"/>
                     </m:rPr>
                     <m:t>P</m:t>
@@ -14912,6 +15683,7 @@
                 <m:num>
                   <m:r>
                     <m:rPr>
+                      <m:scr m:val="double-struck"/>
                       <m:sty m:val="p"/>
                     </m:rPr>
                     <m:t>P</m:t>
@@ -14984,6 +15756,7 @@
                 <m:den>
                   <m:r>
                     <m:rPr>
+                      <m:scr m:val="double-struck"/>
                       <m:sty m:val="p"/>
                     </m:rPr>
                     <m:t>P</m:t>
@@ -15095,6 +15868,7 @@
                 <m:num>
                   <m:r>
                     <m:rPr>
+                      <m:scr m:val="double-struck"/>
                       <m:sty m:val="p"/>
                     </m:rPr>
                     <m:t>P</m:t>
@@ -15171,6 +15945,7 @@
                   </m:r>
                   <m:r>
                     <m:rPr>
+                      <m:scr m:val="double-struck"/>
                       <m:sty m:val="p"/>
                     </m:rPr>
                     <m:t>P</m:t>
@@ -15225,6 +16000,7 @@
                 <m:den>
                   <m:r>
                     <m:rPr>
+                      <m:scr m:val="double-struck"/>
                       <m:sty m:val="p"/>
                     </m:rPr>
                     <m:t>P</m:t>
@@ -15301,6 +16077,7 @@
                   </m:r>
                   <m:r>
                     <m:rPr>
+                      <m:scr m:val="double-struck"/>
                       <m:sty m:val="p"/>
                     </m:rPr>
                     <m:t>P</m:t>
@@ -15384,6 +16161,7 @@
                 <m:num>
                   <m:r>
                     <m:rPr>
+                      <m:scr m:val="double-struck"/>
                       <m:sty m:val="p"/>
                     </m:rPr>
                     <m:t>P</m:t>
@@ -15456,6 +16234,7 @@
                 <m:den>
                   <m:r>
                     <m:rPr>
+                      <m:scr m:val="double-struck"/>
                       <m:sty m:val="p"/>
                     </m:rPr>
                     <m:t>P</m:t>
@@ -15541,6 +16320,7 @@
               </m:r>
               <m:r>
                 <m:rPr>
+                  <m:scr m:val="double-struck"/>
                   <m:sty m:val="p"/>
                 </m:rPr>
                 <m:t>P</m:t>
@@ -15761,6 +16541,7 @@
             <m:num>
               <m:r>
                 <m:rPr>
+                  <m:scr m:val="double-struck"/>
                   <m:sty m:val="p"/>
                 </m:rPr>
                 <m:t>P</m:t>
@@ -15831,6 +16612,7 @@
               </m:r>
               <m:r>
                 <m:rPr>
+                  <m:scr m:val="double-struck"/>
                   <m:sty m:val="p"/>
                 </m:rPr>
                 <m:t>P</m:t>
@@ -15903,6 +16685,7 @@
             <m:den>
               <m:r>
                 <m:rPr>
+                  <m:scr m:val="double-struck"/>
                   <m:sty m:val="p"/>
                 </m:rPr>
                 <m:t>P</m:t>
@@ -15973,6 +16756,7 @@
               </m:r>
               <m:r>
                 <m:rPr>
+                  <m:scr m:val="double-struck"/>
                   <m:sty m:val="p"/>
                 </m:rPr>
                 <m:t>P</m:t>
@@ -16172,6 +16956,7 @@
             <m:num>
               <m:r>
                 <m:rPr>
+                  <m:scr m:val="double-struck"/>
                   <m:sty m:val="p"/>
                 </m:rPr>
                 <m:t>P</m:t>
@@ -16242,6 +17027,7 @@
               </m:r>
               <m:r>
                 <m:rPr>
+                  <m:scr m:val="double-struck"/>
                   <m:sty m:val="p"/>
                 </m:rPr>
                 <m:t>P</m:t>
@@ -16314,6 +17100,7 @@
             <m:den>
               <m:r>
                 <m:rPr>
+                  <m:scr m:val="double-struck"/>
                   <m:sty m:val="p"/>
                 </m:rPr>
                 <m:t>P</m:t>
@@ -16384,6 +17171,7 @@
               </m:r>
               <m:r>
                 <m:rPr>
+                  <m:scr m:val="double-struck"/>
                   <m:sty m:val="p"/>
                 </m:rPr>
                 <m:t>P</m:t>
@@ -16647,7 +17435,7 @@
         <w:t xml:space="preserve">Reordering its two factors gives the denominator of the first display.</w:t>
       </w:r>
     </w:p>
-    <w:bookmarkStart w:id="64" w:name="X45013e739f674d27d576529951fe29b1e969716"/>
+    <w:bookmarkStart w:id="65" w:name="X45013e739f674d27d576529951fe29b1e969716"/>
     <w:p>
       <w:pPr>
         <w:pStyle w:val="BodyText"/>
@@ -17468,8 +18256,8 @@
         <w:t xml:space="preserve">for all the women, because the theorem equates the two odds ratios within a stratum, not either one with the marginal odds ratio.</w:t>
       </w:r>
     </w:p>
-    <w:bookmarkEnd w:id="64"/>
-    <w:bookmarkStart w:id="65" w:name="def-case"/>
+    <w:bookmarkEnd w:id="65"/>
+    <w:bookmarkStart w:id="66" w:name="def-case"/>
     <w:p>
       <w:pPr>
         <w:pStyle w:val="BodyText"/>
@@ -17519,8 +18307,8 @@
         <w:t xml:space="preserve">.</w:t>
       </w:r>
     </w:p>
-    <w:bookmarkEnd w:id="65"/>
-    <w:bookmarkStart w:id="66" w:name="def-control"/>
+    <w:bookmarkEnd w:id="66"/>
+    <w:bookmarkStart w:id="67" w:name="def-control"/>
     <w:p>
       <w:pPr>
         <w:pStyle w:val="BodyText"/>
@@ -17604,8 +18392,8 @@
         <w:t xml:space="preserve">.</w:t>
       </w:r>
     </w:p>
-    <w:bookmarkEnd w:id="66"/>
-    <w:bookmarkStart w:id="68" w:name="def-case-control-study"/>
+    <w:bookmarkEnd w:id="67"/>
+    <w:bookmarkStart w:id="69" w:name="def-case-control-study"/>
     <w:p>
       <w:pPr>
         <w:pStyle w:val="BodyText"/>
@@ -17682,7 +18470,7 @@
       <w:r>
         <w:t xml:space="preserve"> </w:t>
       </w:r>
-      <w:hyperlink r:id="rId67">
+      <w:hyperlink r:id="rId68">
         <w:r>
           <w:rPr>
             <w:rStyle w:val="Hyperlink"/>
@@ -17729,8 +18517,8 @@
         <w:t xml:space="preserve">.</w:t>
       </w:r>
     </w:p>
-    <w:bookmarkEnd w:id="68"/>
-    <w:bookmarkStart w:id="69" w:name="exm-hers-case-control-study"/>
+    <w:bookmarkEnd w:id="69"/>
+    <w:bookmarkStart w:id="70" w:name="exm-hers-case-control-study"/>
     <w:p>
       <w:pPr>
         <w:pStyle w:val="BodyText"/>
@@ -18328,8 +19116,8 @@
         <w:t xml:space="preserve">.</w:t>
       </w:r>
     </w:p>
-    <w:bookmarkEnd w:id="69"/>
-    <w:bookmarkStart w:id="70" w:name="rem-control-in-experiments"/>
+    <w:bookmarkEnd w:id="70"/>
+    <w:bookmarkStart w:id="71" w:name="rem-control-in-experiments"/>
     <w:p>
       <w:pPr>
         <w:pStyle w:val="BodyText"/>
@@ -18446,7 +19234,7 @@
         <w:t xml:space="preserve">.</w:t>
       </w:r>
     </w:p>
-    <w:bookmarkEnd w:id="70"/>
+    <w:bookmarkEnd w:id="71"/>
     <w:p>
       <w:pPr>
         <w:pStyle w:val="BodyText"/>
@@ -18461,19 +19249,75 @@
         <w:t xml:space="preserve">covers odds ratios.</w:t>
       </w:r>
     </w:p>
-    <w:bookmarkEnd w:id="71"/>
     <w:bookmarkEnd w:id="72"/>
-    <w:bookmarkStart w:id="91" w:name="references"/>
+    <w:bookmarkEnd w:id="73"/>
+    <w:bookmarkStart w:id="74" w:name="sec-categorical-tests-reading"/>
     <w:p>
       <w:pPr>
         <w:pStyle w:val="Heading2"/>
       </w:pPr>
       <w:r>
+        <w:t xml:space="preserve">3 Further reading</w:t>
+      </w:r>
+    </w:p>
+    <w:p>
+      <w:pPr>
+        <w:pStyle w:val="Compact"/>
+        <w:numPr>
+          <w:ilvl w:val="0"/>
+          <w:numId w:val="1014"/>
+        </w:numPr>
+      </w:pPr>
+      <w:r>
+        <w:t xml:space="preserve">Sections 4.6 to 4.8 of Lange’s</w:t>
+      </w:r>
+      <w:r>
+        <w:t xml:space="preserve"> </w:t>
+      </w:r>
+      <w:r>
+        <w:rPr>
+          <w:i/>
+          <w:iCs/>
+        </w:rPr>
+        <w:t xml:space="preserve">Mathematical and Statistical Methods for Genetic Analysis</w:t>
+      </w:r>
+      <w:r>
+        <w:t xml:space="preserve"> </w:t>
+      </w:r>
+      <w:r>
+        <w:t xml:space="preserve">[11]</w:t>
+      </w:r>
+      <w:r>
+        <w:t xml:space="preserve"> </w:t>
+      </w:r>
+      <w:r>
+        <w:t xml:space="preserve">cover exact tests of independence, case-control association tests,</w:t>
+      </w:r>
+      <w:r>
+        <w:t xml:space="preserve"> </w:t>
+      </w:r>
+      <w:r>
+        <w:t xml:space="preserve">and the transmission/disequilibrium test,</w:t>
+      </w:r>
+      <w:r>
+        <w:t xml:space="preserve"> </w:t>
+      </w:r>
+      <w:r>
+        <w:t xml:space="preserve">with genetic examples.</w:t>
+      </w:r>
+    </w:p>
+    <w:bookmarkEnd w:id="74"/>
+    <w:bookmarkStart w:id="95" w:name="references"/>
+    <w:p>
+      <w:pPr>
+        <w:pStyle w:val="Heading2"/>
+      </w:pPr>
+      <w:r>
         <w:t xml:space="preserve">References</w:t>
       </w:r>
     </w:p>
-    <w:bookmarkStart w:id="90" w:name="refs"/>
-    <w:bookmarkStart w:id="74" w:name="ref-vittinghoff2e"/>
+    <w:bookmarkStart w:id="94" w:name="refs"/>
+    <w:bookmarkStart w:id="76" w:name="ref-vittinghoff2e"/>
     <w:p>
       <w:pPr>
         <w:pStyle w:val="Bibliography"/>
@@ -18506,7 +19350,7 @@
       <w:r>
         <w:t xml:space="preserve"> </w:t>
       </w:r>
-      <w:hyperlink r:id="rId73">
+      <w:hyperlink r:id="rId75">
         <w:r>
           <w:rPr>
             <w:rStyle w:val="Hyperlink"/>
@@ -18518,8 +19362,8 @@
         <w:t xml:space="preserve">.</w:t>
       </w:r>
     </w:p>
-    <w:bookmarkEnd w:id="74"/>
-    <w:bookmarkStart w:id="75" w:name="ref-hoggtanis2015"/>
+    <w:bookmarkEnd w:id="76"/>
+    <w:bookmarkStart w:id="77" w:name="ref-hoggtanis2015"/>
     <w:p>
       <w:pPr>
         <w:pStyle w:val="Bibliography"/>
@@ -18550,8 +19394,8 @@
         <w:t xml:space="preserve">, Tenth edition. Boston: Pearson, 2019.</w:t>
       </w:r>
     </w:p>
-    <w:bookmarkEnd w:id="75"/>
-    <w:bookmarkStart w:id="77" w:name="ref-wikipedia_contingency_table"/>
+    <w:bookmarkEnd w:id="77"/>
+    <w:bookmarkStart w:id="79" w:name="ref-wikipedia_contingency_table"/>
     <w:p>
       <w:pPr>
         <w:pStyle w:val="Bibliography"/>
@@ -18598,7 +19442,7 @@
       <w:r>
         <w:t xml:space="preserve"> </w:t>
       </w:r>
-      <w:hyperlink r:id="rId76">
+      <w:hyperlink r:id="rId78">
         <w:r>
           <w:rPr>
             <w:rStyle w:val="Hyperlink"/>
@@ -18607,8 +19451,8 @@
         </w:r>
       </w:hyperlink>
     </w:p>
-    <w:bookmarkEnd w:id="77"/>
-    <w:bookmarkStart w:id="79" w:name="ref-wikipedia_pearsons_chi_squared_test"/>
+    <w:bookmarkEnd w:id="79"/>
+    <w:bookmarkStart w:id="81" w:name="ref-wikipedia_pearsons_chi_squared_test"/>
     <w:p>
       <w:pPr>
         <w:pStyle w:val="Bibliography"/>
@@ -18655,7 +19499,7 @@
       <w:r>
         <w:t xml:space="preserve"> </w:t>
       </w:r>
-      <w:hyperlink r:id="rId78">
+      <w:hyperlink r:id="rId80">
         <w:r>
           <w:rPr>
             <w:rStyle w:val="Hyperlink"/>
@@ -18664,8 +19508,8 @@
         </w:r>
       </w:hyperlink>
     </w:p>
-    <w:bookmarkEnd w:id="79"/>
-    <w:bookmarkStart w:id="80" w:name="ref-rice2007mathematical"/>
+    <w:bookmarkEnd w:id="81"/>
+    <w:bookmarkStart w:id="82" w:name="ref-rice2007mathematical"/>
     <w:p>
       <w:pPr>
         <w:pStyle w:val="Bibliography"/>
@@ -18696,8 +19540,8 @@
         <w:t xml:space="preserve">, 3rd ed. Belmont, CA: Cengage Learning, 2007.</w:t>
       </w:r>
     </w:p>
-    <w:bookmarkEnd w:id="80"/>
-    <w:bookmarkStart w:id="82" w:name="ref-wikipedia_fishers_exact_test"/>
+    <w:bookmarkEnd w:id="82"/>
+    <w:bookmarkStart w:id="84" w:name="ref-wikipedia_fishers_exact_test"/>
     <w:p>
       <w:pPr>
         <w:pStyle w:val="Bibliography"/>
@@ -18744,7 +19588,7 @@
       <w:r>
         <w:t xml:space="preserve"> </w:t>
       </w:r>
-      <w:hyperlink r:id="rId81">
+      <w:hyperlink r:id="rId83">
         <w:r>
           <w:rPr>
             <w:rStyle w:val="Hyperlink"/>
@@ -18753,8 +19597,8 @@
         </w:r>
       </w:hyperlink>
     </w:p>
-    <w:bookmarkEnd w:id="82"/>
-    <w:bookmarkStart w:id="84" w:name="ref-wikipedia_relative_risk"/>
+    <w:bookmarkEnd w:id="84"/>
+    <w:bookmarkStart w:id="86" w:name="ref-wikipedia_relative_risk"/>
     <w:p>
       <w:pPr>
         <w:pStyle w:val="Bibliography"/>
@@ -18801,7 +19645,7 @@
       <w:r>
         <w:t xml:space="preserve"> </w:t>
       </w:r>
-      <w:hyperlink r:id="rId83">
+      <w:hyperlink r:id="rId85">
         <w:r>
           <w:rPr>
             <w:rStyle w:val="Hyperlink"/>
@@ -18810,8 +19654,8 @@
         </w:r>
       </w:hyperlink>
     </w:p>
-    <w:bookmarkEnd w:id="84"/>
-    <w:bookmarkStart w:id="85" w:name="ref-me4"/>
+    <w:bookmarkEnd w:id="86"/>
+    <w:bookmarkStart w:id="87" w:name="ref-me4"/>
     <w:p>
       <w:pPr>
         <w:pStyle w:val="Bibliography"/>
@@ -18842,8 +19686,8 @@
         <w:t xml:space="preserve">, 4th ed. Philadelphia: Wolters Kluwer, 2021.</w:t>
       </w:r>
     </w:p>
-    <w:bookmarkEnd w:id="85"/>
-    <w:bookmarkStart w:id="87" w:name="ref-wikipedia_absolute_risk_reduction"/>
+    <w:bookmarkEnd w:id="87"/>
+    <w:bookmarkStart w:id="89" w:name="ref-wikipedia_absolute_risk_reduction"/>
     <w:p>
       <w:pPr>
         <w:pStyle w:val="Bibliography"/>
@@ -18890,7 +19734,7 @@
       <w:r>
         <w:t xml:space="preserve"> </w:t>
       </w:r>
-      <w:hyperlink r:id="rId86">
+      <w:hyperlink r:id="rId88">
         <w:r>
           <w:rPr>
             <w:rStyle w:val="Hyperlink"/>
@@ -18899,8 +19743,8 @@
         </w:r>
       </w:hyperlink>
     </w:p>
-    <w:bookmarkEnd w:id="87"/>
-    <w:bookmarkStart w:id="89" w:name="ref-wikipedia_odds_ratio"/>
+    <w:bookmarkEnd w:id="89"/>
+    <w:bookmarkStart w:id="91" w:name="ref-wikipedia_odds_ratio"/>
     <w:p>
       <w:pPr>
         <w:pStyle w:val="Bibliography"/>
@@ -18947,7 +19791,7 @@
       <w:r>
         <w:t xml:space="preserve"> </w:t>
       </w:r>
-      <w:hyperlink r:id="rId88">
+      <w:hyperlink r:id="rId90">
         <w:r>
           <w:rPr>
             <w:rStyle w:val="Hyperlink"/>
@@ -18956,9 +19800,55 @@
         </w:r>
       </w:hyperlink>
     </w:p>
-    <w:bookmarkEnd w:id="89"/>
-    <w:bookmarkEnd w:id="90"/>
     <w:bookmarkEnd w:id="91"/>
+    <w:bookmarkStart w:id="93" w:name="ref-lange2002genetic"/>
+    <w:p>
+      <w:pPr>
+        <w:pStyle w:val="Bibliography"/>
+      </w:pPr>
+      <w:r>
+        <w:t xml:space="preserve">[11]</w:t>
+      </w:r>
+      <w:r>
+        <w:t xml:space="preserve"> </w:t>
+      </w:r>
+      <w:r>
+        <w:t xml:space="preserve">	</w:t>
+      </w:r>
+      <w:r>
+        <w:t xml:space="preserve">K. Lange,</w:t>
+      </w:r>
+      <w:r>
+        <w:t xml:space="preserve"> </w:t>
+      </w:r>
+      <w:r>
+        <w:rPr>
+          <w:i/>
+          <w:iCs/>
+        </w:rPr>
+        <w:t xml:space="preserve">Mathematical and statistical methods for genetic analysis</w:t>
+      </w:r>
+      <w:r>
+        <w:t xml:space="preserve">, 2nd ed. in Statistics for biology and health. Springer, 2002. doi:</w:t>
+      </w:r>
+      <w:r>
+        <w:t xml:space="preserve"> </w:t>
+      </w:r>
+      <w:hyperlink r:id="rId92">
+        <w:r>
+          <w:rPr>
+            <w:rStyle w:val="Hyperlink"/>
+          </w:rPr>
+          <w:t xml:space="preserve">10.1007/978-0-387-21750-5</w:t>
+        </w:r>
+      </w:hyperlink>
+      <w:r>
+        <w:t xml:space="preserve">.</w:t>
+      </w:r>
+    </w:p>
+    <w:bookmarkEnd w:id="93"/>
+    <w:bookmarkEnd w:id="94"/>
+    <w:bookmarkEnd w:id="95"/>
     <w:sectPr>
       <w:footnotePr>
         <w:numRestart w:val="eachSect"/>
@@ -19212,6 +20102,9 @@
     <w:abstractNumId w:val="991"/>
   </w:num>
   <w:num w:numId="1013">
+    <w:abstractNumId w:val="991"/>
+  </w:num>
+  <w:num w:numId="1014">
     <w:abstractNumId w:val="991"/>
   </w:num>
 </w:numbering>
